--- a/DangPhanDuy_6451071010_FacebookPageAPI.docx
+++ b/DangPhanDuy_6451071010_FacebookPageAPI.docx
@@ -4,7 +4,52 @@
   <w:body>
     <w:p>
       <w:r>
-        <w:t>Phần 1 – Chuẩn bị</w:t>
+        <w:t>Họ và tên: Đặng Phan Duy</w:t>
+      </w:r>
+    </w:p>
+    <w:p>
+      <w:r>
+        <w:t>MSSV: 6451071010</w:t>
+      </w:r>
+    </w:p>
+    <w:p>
+      <w:pPr>
+        <w:jc w:val="center"/>
+      </w:pPr>
+      <w:r>
+        <w:t>BÀI TẬP THỰC HÀNH</w:t>
+      </w:r>
+    </w:p>
+    <w:p>
+      <w:pPr>
+        <w:jc w:val="center"/>
+      </w:pPr>
+      <w:r>
+        <w:t>Học phần: Lập trình API</w:t>
+      </w:r>
+    </w:p>
+    <w:p>
+      <w:r>
+        <w:t xml:space="preserve">Link github: </w:t>
+      </w:r>
+      <w:hyperlink r:id="rId5" w:history="1">
+        <w:r>
+          <w:rPr>
+            <w:rStyle w:val="Hyperlink"/>
+          </w:rPr>
+          <w:t>https://github.com/dangphanduy/DangPhanDuy_6451071010_FacebookPageAPI</w:t>
+        </w:r>
+      </w:hyperlink>
+      <w:r>
+        <w:t xml:space="preserve"> </w:t>
+      </w:r>
+    </w:p>
+    <w:p>
+      <w:r>
+        <w:t>Phần 1</w:t>
+      </w:r>
+      <w:r>
+        <w:t>: Tích hợp Facebook API và xây dựng backend</w:t>
       </w:r>
     </w:p>
     <w:p>
@@ -21,6 +66,9 @@
     </w:p>
     <w:p>
       <w:r>
+        <w:rPr>
+          <w:noProof/>
+        </w:rPr>
         <w:drawing>
           <wp:inline distT="0" distB="0" distL="0" distR="0" wp14:anchorId="18781220" wp14:editId="0B20E325">
             <wp:extent cx="5943600" cy="3342005"/>
@@ -37,7 +85,7 @@
                     <pic:cNvPicPr/>
                   </pic:nvPicPr>
                   <pic:blipFill>
-                    <a:blip r:embed="rId5"/>
+                    <a:blip r:embed="rId6"/>
                     <a:stretch>
                       <a:fillRect/>
                     </a:stretch>
@@ -91,12 +139,14 @@
         </w:numPr>
       </w:pPr>
       <w:r>
-        <w:lastRenderedPageBreak/>
         <w:t>Tạo Facebook App:</w:t>
       </w:r>
     </w:p>
     <w:p>
       <w:r>
+        <w:rPr>
+          <w:noProof/>
+        </w:rPr>
         <w:drawing>
           <wp:inline distT="0" distB="0" distL="0" distR="0" wp14:anchorId="0275EBD1" wp14:editId="2E40720C">
             <wp:extent cx="5943600" cy="3355975"/>
@@ -113,7 +163,7 @@
                     <pic:cNvPicPr/>
                   </pic:nvPicPr>
                   <pic:blipFill>
-                    <a:blip r:embed="rId6"/>
+                    <a:blip r:embed="rId7"/>
                     <a:stretch>
                       <a:fillRect/>
                     </a:stretch>
@@ -153,6 +203,10 @@
     </w:p>
     <w:p>
       <w:r>
+        <w:rPr>
+          <w:noProof/>
+        </w:rPr>
+        <w:lastRenderedPageBreak/>
         <w:drawing>
           <wp:inline distT="0" distB="0" distL="0" distR="0" wp14:anchorId="5A5DA04A" wp14:editId="7FA1B305">
             <wp:extent cx="5943600" cy="3342005"/>
@@ -166,52 +220,6 @@
                 <pic:pic xmlns:pic="http://schemas.openxmlformats.org/drawingml/2006/picture">
                   <pic:nvPicPr>
                     <pic:cNvPr id="1558209450" name=""/>
-                    <pic:cNvPicPr/>
-                  </pic:nvPicPr>
-                  <pic:blipFill>
-                    <a:blip r:embed="rId7"/>
-                    <a:stretch>
-                      <a:fillRect/>
-                    </a:stretch>
-                  </pic:blipFill>
-                  <pic:spPr>
-                    <a:xfrm>
-                      <a:off x="0" y="0"/>
-                      <a:ext cx="5943600" cy="3342005"/>
-                    </a:xfrm>
-                    <a:prstGeom prst="rect">
-                      <a:avLst/>
-                    </a:prstGeom>
-                  </pic:spPr>
-                </pic:pic>
-              </a:graphicData>
-            </a:graphic>
-          </wp:inline>
-        </w:drawing>
-      </w:r>
-    </w:p>
-    <w:p/>
-    <w:p>
-      <w:r>
-        <w:lastRenderedPageBreak/>
-        <w:t>Phần 2 – API Backend</w:t>
-      </w:r>
-    </w:p>
-    <w:p>
-      <w:r>
-        <w:drawing>
-          <wp:inline distT="0" distB="0" distL="0" distR="0" wp14:anchorId="559988BD" wp14:editId="782185C8">
-            <wp:extent cx="5943600" cy="3342005"/>
-            <wp:effectExtent l="0" t="0" r="0" b="0"/>
-            <wp:docPr id="1044898208" name="Picture 1"/>
-            <wp:cNvGraphicFramePr>
-              <a:graphicFrameLocks xmlns:a="http://schemas.openxmlformats.org/drawingml/2006/main" noChangeAspect="1"/>
-            </wp:cNvGraphicFramePr>
-            <a:graphic xmlns:a="http://schemas.openxmlformats.org/drawingml/2006/main">
-              <a:graphicData uri="http://schemas.openxmlformats.org/drawingml/2006/picture">
-                <pic:pic xmlns:pic="http://schemas.openxmlformats.org/drawingml/2006/picture">
-                  <pic:nvPicPr>
-                    <pic:cNvPr id="1044898208" name=""/>
                     <pic:cNvPicPr/>
                   </pic:nvPicPr>
                   <pic:blipFill>
@@ -236,6 +244,49 @@
         </w:drawing>
       </w:r>
     </w:p>
+    <w:p/>
+    <w:p>
+      <w:r>
+        <w:rPr>
+          <w:noProof/>
+        </w:rPr>
+        <w:drawing>
+          <wp:inline distT="0" distB="0" distL="0" distR="0" wp14:anchorId="559988BD" wp14:editId="782185C8">
+            <wp:extent cx="5943600" cy="3342005"/>
+            <wp:effectExtent l="0" t="0" r="0" b="0"/>
+            <wp:docPr id="1044898208" name="Picture 1"/>
+            <wp:cNvGraphicFramePr>
+              <a:graphicFrameLocks xmlns:a="http://schemas.openxmlformats.org/drawingml/2006/main" noChangeAspect="1"/>
+            </wp:cNvGraphicFramePr>
+            <a:graphic xmlns:a="http://schemas.openxmlformats.org/drawingml/2006/main">
+              <a:graphicData uri="http://schemas.openxmlformats.org/drawingml/2006/picture">
+                <pic:pic xmlns:pic="http://schemas.openxmlformats.org/drawingml/2006/picture">
+                  <pic:nvPicPr>
+                    <pic:cNvPr id="1044898208" name=""/>
+                    <pic:cNvPicPr/>
+                  </pic:nvPicPr>
+                  <pic:blipFill>
+                    <a:blip r:embed="rId9"/>
+                    <a:stretch>
+                      <a:fillRect/>
+                    </a:stretch>
+                  </pic:blipFill>
+                  <pic:spPr>
+                    <a:xfrm>
+                      <a:off x="0" y="0"/>
+                      <a:ext cx="5943600" cy="3342005"/>
+                    </a:xfrm>
+                    <a:prstGeom prst="rect">
+                      <a:avLst/>
+                    </a:prstGeom>
+                  </pic:spPr>
+                </pic:pic>
+              </a:graphicData>
+            </a:graphic>
+          </wp:inline>
+        </w:drawing>
+      </w:r>
+    </w:p>
     <w:p>
       <w:pPr>
         <w:pStyle w:val="ListParagraph"/>
@@ -250,6 +301,10 @@
     </w:p>
     <w:p>
       <w:r>
+        <w:rPr>
+          <w:noProof/>
+        </w:rPr>
+        <w:lastRenderedPageBreak/>
         <w:drawing>
           <wp:inline distT="0" distB="0" distL="0" distR="0" wp14:anchorId="16266549" wp14:editId="614340A7">
             <wp:extent cx="5943600" cy="3007360"/>
@@ -266,7 +321,7 @@
                     <pic:cNvPicPr/>
                   </pic:nvPicPr>
                   <pic:blipFill>
-                    <a:blip r:embed="rId9"/>
+                    <a:blip r:embed="rId10"/>
                     <a:stretch>
                       <a:fillRect/>
                     </a:stretch>
@@ -299,12 +354,14 @@
         </w:numPr>
       </w:pPr>
       <w:r>
-        <w:lastRenderedPageBreak/>
         <w:t>GET /api/page/{pageId}/posts</w:t>
       </w:r>
     </w:p>
     <w:p>
       <w:r>
+        <w:rPr>
+          <w:noProof/>
+        </w:rPr>
         <w:drawing>
           <wp:inline distT="0" distB="0" distL="0" distR="0" wp14:anchorId="571D1C4A" wp14:editId="6D1645E9">
             <wp:extent cx="5943600" cy="3342005"/>
@@ -318,57 +375,6 @@
                 <pic:pic xmlns:pic="http://schemas.openxmlformats.org/drawingml/2006/picture">
                   <pic:nvPicPr>
                     <pic:cNvPr id="955065086" name=""/>
-                    <pic:cNvPicPr/>
-                  </pic:nvPicPr>
-                  <pic:blipFill>
-                    <a:blip r:embed="rId10"/>
-                    <a:stretch>
-                      <a:fillRect/>
-                    </a:stretch>
-                  </pic:blipFill>
-                  <pic:spPr>
-                    <a:xfrm>
-                      <a:off x="0" y="0"/>
-                      <a:ext cx="5943600" cy="3342005"/>
-                    </a:xfrm>
-                    <a:prstGeom prst="rect">
-                      <a:avLst/>
-                    </a:prstGeom>
-                  </pic:spPr>
-                </pic:pic>
-              </a:graphicData>
-            </a:graphic>
-          </wp:inline>
-        </w:drawing>
-      </w:r>
-    </w:p>
-    <w:p>
-      <w:pPr>
-        <w:pStyle w:val="ListParagraph"/>
-        <w:numPr>
-          <w:ilvl w:val="0"/>
-          <w:numId w:val="1"/>
-        </w:numPr>
-      </w:pPr>
-      <w:r>
-        <w:t>POST /api/page/{pageId}/posts</w:t>
-      </w:r>
-    </w:p>
-    <w:p>
-      <w:r>
-        <w:drawing>
-          <wp:inline distT="0" distB="0" distL="0" distR="0" wp14:anchorId="15A38509" wp14:editId="102DE705">
-            <wp:extent cx="5943600" cy="3342005"/>
-            <wp:effectExtent l="0" t="0" r="0" b="0"/>
-            <wp:docPr id="1572075924" name="Picture 1"/>
-            <wp:cNvGraphicFramePr>
-              <a:graphicFrameLocks xmlns:a="http://schemas.openxmlformats.org/drawingml/2006/main" noChangeAspect="1"/>
-            </wp:cNvGraphicFramePr>
-            <a:graphic xmlns:a="http://schemas.openxmlformats.org/drawingml/2006/main">
-              <a:graphicData uri="http://schemas.openxmlformats.org/drawingml/2006/picture">
-                <pic:pic xmlns:pic="http://schemas.openxmlformats.org/drawingml/2006/picture">
-                  <pic:nvPicPr>
-                    <pic:cNvPr id="1572075924" name=""/>
                     <pic:cNvPicPr/>
                   </pic:nvPicPr>
                   <pic:blipFill>
@@ -393,21 +399,29 @@
         </w:drawing>
       </w:r>
     </w:p>
-    <w:p/>
-    <w:p/>
-    <w:p>
-      <w:r>
+    <w:p>
+      <w:pPr>
+        <w:pStyle w:val="ListParagraph"/>
+        <w:numPr>
+          <w:ilvl w:val="0"/>
+          <w:numId w:val="1"/>
+        </w:numPr>
+      </w:pPr>
+      <w:r>
+        <w:t>POST /api/page/{pageId}/posts</w:t>
+      </w:r>
+    </w:p>
+    <w:p>
+      <w:r>
+        <w:rPr>
+          <w:noProof/>
+        </w:rPr>
         <w:lastRenderedPageBreak/>
-        <w:t>Kết quả:</w:t>
-      </w:r>
-    </w:p>
-    <w:p>
-      <w:r>
         <w:drawing>
-          <wp:inline distT="0" distB="0" distL="0" distR="0" wp14:anchorId="1EA0AA8C" wp14:editId="0AEE8851">
+          <wp:inline distT="0" distB="0" distL="0" distR="0" wp14:anchorId="15A38509" wp14:editId="102DE705">
             <wp:extent cx="5943600" cy="3342005"/>
             <wp:effectExtent l="0" t="0" r="0" b="0"/>
-            <wp:docPr id="304051251" name="Picture 1"/>
+            <wp:docPr id="1572075924" name="Picture 1"/>
             <wp:cNvGraphicFramePr>
               <a:graphicFrameLocks xmlns:a="http://schemas.openxmlformats.org/drawingml/2006/main" noChangeAspect="1"/>
             </wp:cNvGraphicFramePr>
@@ -415,7 +429,7 @@
               <a:graphicData uri="http://schemas.openxmlformats.org/drawingml/2006/picture">
                 <pic:pic xmlns:pic="http://schemas.openxmlformats.org/drawingml/2006/picture">
                   <pic:nvPicPr>
-                    <pic:cNvPr id="304051251" name=""/>
+                    <pic:cNvPr id="1572075924" name=""/>
                     <pic:cNvPicPr/>
                   </pic:nvPicPr>
                   <pic:blipFill>
@@ -440,25 +454,23 @@
         </w:drawing>
       </w:r>
     </w:p>
-    <w:p>
-      <w:pPr>
-        <w:pStyle w:val="ListParagraph"/>
-        <w:numPr>
-          <w:ilvl w:val="0"/>
-          <w:numId w:val="1"/>
-        </w:numPr>
-      </w:pPr>
-      <w:r>
-        <w:t>DELETE /api/page/post/{postId}</w:t>
-      </w:r>
-    </w:p>
-    <w:p>
-      <w:r>
+    <w:p/>
+    <w:p/>
+    <w:p>
+      <w:r>
+        <w:t>Kết quả:</w:t>
+      </w:r>
+    </w:p>
+    <w:p>
+      <w:r>
+        <w:rPr>
+          <w:noProof/>
+        </w:rPr>
         <w:drawing>
-          <wp:inline distT="0" distB="0" distL="0" distR="0" wp14:anchorId="296BE161" wp14:editId="50E02156">
+          <wp:inline distT="0" distB="0" distL="0" distR="0" wp14:anchorId="1EA0AA8C" wp14:editId="0AEE8851">
             <wp:extent cx="5943600" cy="3342005"/>
             <wp:effectExtent l="0" t="0" r="0" b="0"/>
-            <wp:docPr id="2140803998" name="Picture 1"/>
+            <wp:docPr id="304051251" name="Picture 1"/>
             <wp:cNvGraphicFramePr>
               <a:graphicFrameLocks xmlns:a="http://schemas.openxmlformats.org/drawingml/2006/main" noChangeAspect="1"/>
             </wp:cNvGraphicFramePr>
@@ -466,7 +478,7 @@
               <a:graphicData uri="http://schemas.openxmlformats.org/drawingml/2006/picture">
                 <pic:pic xmlns:pic="http://schemas.openxmlformats.org/drawingml/2006/picture">
                   <pic:nvPicPr>
-                    <pic:cNvPr id="2140803998" name=""/>
+                    <pic:cNvPr id="304051251" name=""/>
                     <pic:cNvPicPr/>
                   </pic:nvPicPr>
                   <pic:blipFill>
@@ -491,21 +503,29 @@
         </w:drawing>
       </w:r>
     </w:p>
-    <w:p/>
-    <w:p/>
-    <w:p>
-      <w:r>
+    <w:p>
+      <w:pPr>
+        <w:pStyle w:val="ListParagraph"/>
+        <w:numPr>
+          <w:ilvl w:val="0"/>
+          <w:numId w:val="1"/>
+        </w:numPr>
+      </w:pPr>
+      <w:r>
+        <w:t>DELETE /api/page/post/{postId}</w:t>
+      </w:r>
+    </w:p>
+    <w:p>
+      <w:r>
+        <w:rPr>
+          <w:noProof/>
+        </w:rPr>
         <w:lastRenderedPageBreak/>
-        <w:t>Kết quả:</w:t>
-      </w:r>
-    </w:p>
-    <w:p>
-      <w:r>
         <w:drawing>
-          <wp:inline distT="0" distB="0" distL="0" distR="0" wp14:anchorId="4C683278" wp14:editId="2E3DA5F6">
+          <wp:inline distT="0" distB="0" distL="0" distR="0" wp14:anchorId="296BE161" wp14:editId="50E02156">
             <wp:extent cx="5943600" cy="3342005"/>
             <wp:effectExtent l="0" t="0" r="0" b="0"/>
-            <wp:docPr id="1417538371" name="Picture 1"/>
+            <wp:docPr id="2140803998" name="Picture 1"/>
             <wp:cNvGraphicFramePr>
               <a:graphicFrameLocks xmlns:a="http://schemas.openxmlformats.org/drawingml/2006/main" noChangeAspect="1"/>
             </wp:cNvGraphicFramePr>
@@ -513,7 +533,7 @@
               <a:graphicData uri="http://schemas.openxmlformats.org/drawingml/2006/picture">
                 <pic:pic xmlns:pic="http://schemas.openxmlformats.org/drawingml/2006/picture">
                   <pic:nvPicPr>
-                    <pic:cNvPr id="1417538371" name=""/>
+                    <pic:cNvPr id="2140803998" name=""/>
                     <pic:cNvPicPr/>
                   </pic:nvPicPr>
                   <pic:blipFill>
@@ -538,33 +558,23 @@
         </w:drawing>
       </w:r>
     </w:p>
-    <w:p>
-      <w:pPr>
-        <w:pStyle w:val="ListParagraph"/>
-        <w:numPr>
-          <w:ilvl w:val="0"/>
-          <w:numId w:val="1"/>
-        </w:numPr>
-      </w:pPr>
-      <w:r>
-        <w:t>GET /api/page/post/{postId}/likes</w:t>
-      </w:r>
-    </w:p>
-    <w:p>
-      <w:pPr>
-        <w:ind w:left="360"/>
-      </w:pPr>
-      <w:r>
-        <w:t>Bài viết:</w:t>
-      </w:r>
-    </w:p>
-    <w:p>
-      <w:r>
+    <w:p/>
+    <w:p/>
+    <w:p>
+      <w:r>
+        <w:t>Kết quả:</w:t>
+      </w:r>
+    </w:p>
+    <w:p>
+      <w:r>
+        <w:rPr>
+          <w:noProof/>
+        </w:rPr>
         <w:drawing>
-          <wp:inline distT="0" distB="0" distL="0" distR="0" wp14:anchorId="466948FC" wp14:editId="6033D79B">
+          <wp:inline distT="0" distB="0" distL="0" distR="0" wp14:anchorId="4C683278" wp14:editId="2E3DA5F6">
             <wp:extent cx="5943600" cy="3342005"/>
             <wp:effectExtent l="0" t="0" r="0" b="0"/>
-            <wp:docPr id="278284757" name="Picture 1"/>
+            <wp:docPr id="1417538371" name="Picture 1"/>
             <wp:cNvGraphicFramePr>
               <a:graphicFrameLocks xmlns:a="http://schemas.openxmlformats.org/drawingml/2006/main" noChangeAspect="1"/>
             </wp:cNvGraphicFramePr>
@@ -572,7 +582,7 @@
               <a:graphicData uri="http://schemas.openxmlformats.org/drawingml/2006/picture">
                 <pic:pic xmlns:pic="http://schemas.openxmlformats.org/drawingml/2006/picture">
                   <pic:nvPicPr>
-                    <pic:cNvPr id="278284757" name=""/>
+                    <pic:cNvPr id="1417538371" name=""/>
                     <pic:cNvPicPr/>
                   </pic:nvPicPr>
                   <pic:blipFill>
@@ -597,20 +607,37 @@
         </w:drawing>
       </w:r>
     </w:p>
-    <w:p/>
-    <w:p>
+    <w:p>
+      <w:pPr>
+        <w:pStyle w:val="ListParagraph"/>
+        <w:numPr>
+          <w:ilvl w:val="0"/>
+          <w:numId w:val="1"/>
+        </w:numPr>
+      </w:pPr>
+      <w:r>
+        <w:t>GET /api/page/post/{postId}/likes</w:t>
+      </w:r>
+    </w:p>
+    <w:p>
+      <w:pPr>
+        <w:ind w:left="360"/>
+      </w:pPr>
       <w:r>
         <w:lastRenderedPageBreak/>
-        <w:t>Kết quả:</w:t>
-      </w:r>
-    </w:p>
-    <w:p>
-      <w:r>
+        <w:t>Bài viết:</w:t>
+      </w:r>
+    </w:p>
+    <w:p>
+      <w:r>
+        <w:rPr>
+          <w:noProof/>
+        </w:rPr>
         <w:drawing>
-          <wp:inline distT="0" distB="0" distL="0" distR="0" wp14:anchorId="6E542EA1" wp14:editId="216DD60D">
+          <wp:inline distT="0" distB="0" distL="0" distR="0" wp14:anchorId="466948FC" wp14:editId="6033D79B">
             <wp:extent cx="5943600" cy="3342005"/>
             <wp:effectExtent l="0" t="0" r="0" b="0"/>
-            <wp:docPr id="1743225692" name="Picture 1"/>
+            <wp:docPr id="278284757" name="Picture 1"/>
             <wp:cNvGraphicFramePr>
               <a:graphicFrameLocks xmlns:a="http://schemas.openxmlformats.org/drawingml/2006/main" noChangeAspect="1"/>
             </wp:cNvGraphicFramePr>
@@ -618,7 +645,7 @@
               <a:graphicData uri="http://schemas.openxmlformats.org/drawingml/2006/picture">
                 <pic:pic xmlns:pic="http://schemas.openxmlformats.org/drawingml/2006/picture">
                   <pic:nvPicPr>
-                    <pic:cNvPr id="1743225692" name=""/>
+                    <pic:cNvPr id="278284757" name=""/>
                     <pic:cNvPicPr/>
                   </pic:nvPicPr>
                   <pic:blipFill>
@@ -643,30 +670,22 @@
         </w:drawing>
       </w:r>
     </w:p>
-    <w:p>
-      <w:pPr>
-        <w:pStyle w:val="ListParagraph"/>
-        <w:numPr>
-          <w:ilvl w:val="0"/>
-          <w:numId w:val="1"/>
-        </w:numPr>
-      </w:pPr>
-      <w:r>
-        <w:t>GET /api/page/post/{postId}/comments</w:t>
-      </w:r>
-    </w:p>
-    <w:p>
-      <w:r>
-        <w:t>Bài viết:</w:t>
-      </w:r>
-    </w:p>
-    <w:p>
-      <w:r>
+    <w:p/>
+    <w:p>
+      <w:r>
+        <w:t>Kết quả:</w:t>
+      </w:r>
+    </w:p>
+    <w:p>
+      <w:r>
+        <w:rPr>
+          <w:noProof/>
+        </w:rPr>
         <w:drawing>
-          <wp:inline distT="0" distB="0" distL="0" distR="0" wp14:anchorId="2E85EE0B" wp14:editId="3DDFFBC2">
+          <wp:inline distT="0" distB="0" distL="0" distR="0" wp14:anchorId="6E542EA1" wp14:editId="216DD60D">
             <wp:extent cx="5943600" cy="3342005"/>
             <wp:effectExtent l="0" t="0" r="0" b="0"/>
-            <wp:docPr id="1475882514" name="Picture 1"/>
+            <wp:docPr id="1743225692" name="Picture 1"/>
             <wp:cNvGraphicFramePr>
               <a:graphicFrameLocks xmlns:a="http://schemas.openxmlformats.org/drawingml/2006/main" noChangeAspect="1"/>
             </wp:cNvGraphicFramePr>
@@ -674,7 +693,7 @@
               <a:graphicData uri="http://schemas.openxmlformats.org/drawingml/2006/picture">
                 <pic:pic xmlns:pic="http://schemas.openxmlformats.org/drawingml/2006/picture">
                   <pic:nvPicPr>
-                    <pic:cNvPr id="1475882514" name=""/>
+                    <pic:cNvPr id="1743225692" name=""/>
                     <pic:cNvPicPr/>
                   </pic:nvPicPr>
                   <pic:blipFill>
@@ -699,20 +718,34 @@
         </w:drawing>
       </w:r>
     </w:p>
-    <w:p/>
+    <w:p>
+      <w:pPr>
+        <w:pStyle w:val="ListParagraph"/>
+        <w:numPr>
+          <w:ilvl w:val="0"/>
+          <w:numId w:val="1"/>
+        </w:numPr>
+      </w:pPr>
+      <w:r>
+        <w:t>GET /api/page/post/{postId}/comments</w:t>
+      </w:r>
+    </w:p>
     <w:p>
       <w:r>
         <w:lastRenderedPageBreak/>
-        <w:t>Kết quả:</w:t>
-      </w:r>
-    </w:p>
-    <w:p>
-      <w:r>
+        <w:t>Bài viết:</w:t>
+      </w:r>
+    </w:p>
+    <w:p>
+      <w:r>
+        <w:rPr>
+          <w:noProof/>
+        </w:rPr>
         <w:drawing>
-          <wp:inline distT="0" distB="0" distL="0" distR="0" wp14:anchorId="0913EE7A" wp14:editId="736AE9C4">
+          <wp:inline distT="0" distB="0" distL="0" distR="0" wp14:anchorId="2E85EE0B" wp14:editId="3DDFFBC2">
             <wp:extent cx="5943600" cy="3342005"/>
             <wp:effectExtent l="0" t="0" r="0" b="0"/>
-            <wp:docPr id="959935933" name="Picture 1"/>
+            <wp:docPr id="1475882514" name="Picture 1"/>
             <wp:cNvGraphicFramePr>
               <a:graphicFrameLocks xmlns:a="http://schemas.openxmlformats.org/drawingml/2006/main" noChangeAspect="1"/>
             </wp:cNvGraphicFramePr>
@@ -720,7 +753,7 @@
               <a:graphicData uri="http://schemas.openxmlformats.org/drawingml/2006/picture">
                 <pic:pic xmlns:pic="http://schemas.openxmlformats.org/drawingml/2006/picture">
                   <pic:nvPicPr>
-                    <pic:cNvPr id="959935933" name=""/>
+                    <pic:cNvPr id="1475882514" name=""/>
                     <pic:cNvPicPr/>
                   </pic:nvPicPr>
                   <pic:blipFill>
@@ -745,25 +778,22 @@
         </w:drawing>
       </w:r>
     </w:p>
-    <w:p>
-      <w:pPr>
-        <w:pStyle w:val="ListParagraph"/>
-        <w:numPr>
-          <w:ilvl w:val="0"/>
-          <w:numId w:val="1"/>
-        </w:numPr>
-      </w:pPr>
-      <w:r>
-        <w:t>GET /api/page/{pageId}/insights</w:t>
-      </w:r>
-    </w:p>
-    <w:p>
-      <w:r>
+    <w:p/>
+    <w:p>
+      <w:r>
+        <w:t>Kết quả:</w:t>
+      </w:r>
+    </w:p>
+    <w:p>
+      <w:r>
+        <w:rPr>
+          <w:noProof/>
+        </w:rPr>
         <w:drawing>
-          <wp:inline distT="0" distB="0" distL="0" distR="0" wp14:anchorId="053AD2C4" wp14:editId="6B5D8D1A">
+          <wp:inline distT="0" distB="0" distL="0" distR="0" wp14:anchorId="0913EE7A" wp14:editId="736AE9C4">
             <wp:extent cx="5943600" cy="3342005"/>
             <wp:effectExtent l="0" t="0" r="0" b="0"/>
-            <wp:docPr id="1676024785" name="Picture 1"/>
+            <wp:docPr id="959935933" name="Picture 1"/>
             <wp:cNvGraphicFramePr>
               <a:graphicFrameLocks xmlns:a="http://schemas.openxmlformats.org/drawingml/2006/main" noChangeAspect="1"/>
             </wp:cNvGraphicFramePr>
@@ -771,7 +801,7 @@
               <a:graphicData uri="http://schemas.openxmlformats.org/drawingml/2006/picture">
                 <pic:pic xmlns:pic="http://schemas.openxmlformats.org/drawingml/2006/picture">
                   <pic:nvPicPr>
-                    <pic:cNvPr id="1676024785" name=""/>
+                    <pic:cNvPr id="959935933" name=""/>
                     <pic:cNvPicPr/>
                   </pic:nvPicPr>
                   <pic:blipFill>
@@ -796,6 +826,832 @@
         </w:drawing>
       </w:r>
     </w:p>
+    <w:p>
+      <w:pPr>
+        <w:pStyle w:val="ListParagraph"/>
+        <w:numPr>
+          <w:ilvl w:val="0"/>
+          <w:numId w:val="1"/>
+        </w:numPr>
+      </w:pPr>
+      <w:r>
+        <w:t>GET /api/page/{pageId}/insights</w:t>
+      </w:r>
+    </w:p>
+    <w:p>
+      <w:r>
+        <w:rPr>
+          <w:noProof/>
+        </w:rPr>
+        <w:lastRenderedPageBreak/>
+        <w:drawing>
+          <wp:inline distT="0" distB="0" distL="0" distR="0" wp14:anchorId="053AD2C4" wp14:editId="6B5D8D1A">
+            <wp:extent cx="5943600" cy="3342005"/>
+            <wp:effectExtent l="0" t="0" r="0" b="0"/>
+            <wp:docPr id="1676024785" name="Picture 1"/>
+            <wp:cNvGraphicFramePr>
+              <a:graphicFrameLocks xmlns:a="http://schemas.openxmlformats.org/drawingml/2006/main" noChangeAspect="1"/>
+            </wp:cNvGraphicFramePr>
+            <a:graphic xmlns:a="http://schemas.openxmlformats.org/drawingml/2006/main">
+              <a:graphicData uri="http://schemas.openxmlformats.org/drawingml/2006/picture">
+                <pic:pic xmlns:pic="http://schemas.openxmlformats.org/drawingml/2006/picture">
+                  <pic:nvPicPr>
+                    <pic:cNvPr id="1676024785" name=""/>
+                    <pic:cNvPicPr/>
+                  </pic:nvPicPr>
+                  <pic:blipFill>
+                    <a:blip r:embed="rId20"/>
+                    <a:stretch>
+                      <a:fillRect/>
+                    </a:stretch>
+                  </pic:blipFill>
+                  <pic:spPr>
+                    <a:xfrm>
+                      <a:off x="0" y="0"/>
+                      <a:ext cx="5943600" cy="3342005"/>
+                    </a:xfrm>
+                    <a:prstGeom prst="rect">
+                      <a:avLst/>
+                    </a:prstGeom>
+                  </pic:spPr>
+                </pic:pic>
+              </a:graphicData>
+            </a:graphic>
+          </wp:inline>
+        </w:drawing>
+      </w:r>
+    </w:p>
+    <w:p/>
+    <w:p/>
+    <w:p/>
+    <w:p>
+      <w:r>
+        <w:t>Phần 2: Xử lý thời gian thực với Webhook và Kafka</w:t>
+      </w:r>
+    </w:p>
+    <w:p>
+      <w:r>
+        <w:t xml:space="preserve">Dự án </w:t>
+      </w:r>
+      <w:r>
+        <w:t>triển khai webhook endpoint để nhận dữ liệu do Facebook gửi đến khi có bình luận mới trên bài viết của Page.</w:t>
+      </w:r>
+    </w:p>
+    <w:p>
+      <w:r>
+        <w:t>Webhook Service thực hiện các nhiệm vụ chính sau:</w:t>
+      </w:r>
+    </w:p>
+    <w:p>
+      <w:pPr>
+        <w:pStyle w:val="ListBullet"/>
+        <w:tabs>
+          <w:tab w:val="num" w:pos="360"/>
+        </w:tabs>
+        <w:ind w:left="360" w:hanging="360"/>
+      </w:pPr>
+      <w:r>
+        <w:t>Nhận HTTP request từ Facebook.</w:t>
+      </w:r>
+    </w:p>
+    <w:p>
+      <w:pPr>
+        <w:pStyle w:val="ListBullet"/>
+        <w:tabs>
+          <w:tab w:val="num" w:pos="360"/>
+        </w:tabs>
+        <w:ind w:left="360" w:hanging="360"/>
+      </w:pPr>
+      <w:r>
+        <w:t>Kiểm tra thông tin webhook.</w:t>
+      </w:r>
+    </w:p>
+    <w:p>
+      <w:pPr>
+        <w:pStyle w:val="ListBullet"/>
+        <w:tabs>
+          <w:tab w:val="num" w:pos="360"/>
+        </w:tabs>
+        <w:ind w:left="360" w:hanging="360"/>
+      </w:pPr>
+      <w:r>
+        <w:t>Parse payload JSON.</w:t>
+      </w:r>
+    </w:p>
+    <w:p>
+      <w:pPr>
+        <w:pStyle w:val="ListBullet"/>
+        <w:tabs>
+          <w:tab w:val="num" w:pos="360"/>
+        </w:tabs>
+        <w:ind w:left="360" w:hanging="360"/>
+      </w:pPr>
+      <w:r>
+        <w:t>Chuẩn hóa dữ liệu comment về schema nội bộ.</w:t>
+      </w:r>
+    </w:p>
+    <w:p>
+      <w:pPr>
+        <w:pStyle w:val="ListBullet"/>
+        <w:tabs>
+          <w:tab w:val="num" w:pos="360"/>
+        </w:tabs>
+        <w:ind w:left="360" w:hanging="360"/>
+      </w:pPr>
+      <w:r>
+        <w:t>Đóng gói qua docker.</w:t>
+      </w:r>
+    </w:p>
+    <w:p>
+      <w:r>
+        <w:t>Đẩy dữ liệu đã chuẩn hóa vào Kafka topic raw_events.</w:t>
+      </w:r>
+    </w:p>
+    <w:p>
+      <w:pPr>
+        <w:pStyle w:val="ListParagraph"/>
+        <w:numPr>
+          <w:ilvl w:val="0"/>
+          <w:numId w:val="1"/>
+        </w:numPr>
+      </w:pPr>
+      <w:r>
+        <w:t>Kết quả:</w:t>
+      </w:r>
+    </w:p>
+    <w:p>
+      <w:r>
+        <w:t>Setup webhook:</w:t>
+      </w:r>
+    </w:p>
+    <w:p>
+      <w:pPr>
+        <w:jc w:val="center"/>
+      </w:pPr>
+      <w:r>
+        <w:lastRenderedPageBreak/>
+        <w:drawing>
+          <wp:inline distT="0" distB="0" distL="0" distR="0" wp14:anchorId="4BC125A2" wp14:editId="45FD2DE4">
+            <wp:extent cx="5349919" cy="1926771"/>
+            <wp:effectExtent l="0" t="0" r="3175" b="0"/>
+            <wp:docPr id="527121765" name="Picture 1"/>
+            <wp:cNvGraphicFramePr>
+              <a:graphicFrameLocks xmlns:a="http://schemas.openxmlformats.org/drawingml/2006/main" noChangeAspect="1"/>
+            </wp:cNvGraphicFramePr>
+            <a:graphic xmlns:a="http://schemas.openxmlformats.org/drawingml/2006/main">
+              <a:graphicData uri="http://schemas.openxmlformats.org/drawingml/2006/picture">
+                <pic:pic xmlns:pic="http://schemas.openxmlformats.org/drawingml/2006/picture">
+                  <pic:nvPicPr>
+                    <pic:cNvPr id="527121765" name=""/>
+                    <pic:cNvPicPr/>
+                  </pic:nvPicPr>
+                  <pic:blipFill>
+                    <a:blip r:embed="rId21"/>
+                    <a:stretch>
+                      <a:fillRect/>
+                    </a:stretch>
+                  </pic:blipFill>
+                  <pic:spPr>
+                    <a:xfrm>
+                      <a:off x="0" y="0"/>
+                      <a:ext cx="5382150" cy="1938379"/>
+                    </a:xfrm>
+                    <a:prstGeom prst="rect">
+                      <a:avLst/>
+                    </a:prstGeom>
+                  </pic:spPr>
+                </pic:pic>
+              </a:graphicData>
+            </a:graphic>
+          </wp:inline>
+        </w:drawing>
+      </w:r>
+    </w:p>
+    <w:p>
+      <w:pPr>
+        <w:jc w:val="center"/>
+      </w:pPr>
+      <w:r>
+        <w:drawing>
+          <wp:inline distT="0" distB="0" distL="0" distR="0" wp14:anchorId="564A54BB" wp14:editId="205BC717">
+            <wp:extent cx="4637314" cy="2870081"/>
+            <wp:effectExtent l="0" t="0" r="0" b="6985"/>
+            <wp:docPr id="46649250" name="Picture 1"/>
+            <wp:cNvGraphicFramePr>
+              <a:graphicFrameLocks xmlns:a="http://schemas.openxmlformats.org/drawingml/2006/main" noChangeAspect="1"/>
+            </wp:cNvGraphicFramePr>
+            <a:graphic xmlns:a="http://schemas.openxmlformats.org/drawingml/2006/main">
+              <a:graphicData uri="http://schemas.openxmlformats.org/drawingml/2006/picture">
+                <pic:pic xmlns:pic="http://schemas.openxmlformats.org/drawingml/2006/picture">
+                  <pic:nvPicPr>
+                    <pic:cNvPr id="46649250" name=""/>
+                    <pic:cNvPicPr/>
+                  </pic:nvPicPr>
+                  <pic:blipFill>
+                    <a:blip r:embed="rId22"/>
+                    <a:stretch>
+                      <a:fillRect/>
+                    </a:stretch>
+                  </pic:blipFill>
+                  <pic:spPr>
+                    <a:xfrm>
+                      <a:off x="0" y="0"/>
+                      <a:ext cx="4640388" cy="2871983"/>
+                    </a:xfrm>
+                    <a:prstGeom prst="rect">
+                      <a:avLst/>
+                    </a:prstGeom>
+                  </pic:spPr>
+                </pic:pic>
+              </a:graphicData>
+            </a:graphic>
+          </wp:inline>
+        </w:drawing>
+      </w:r>
+    </w:p>
+    <w:p>
+      <w:r>
+        <w:t>Pulish app để hoạt động:</w:t>
+      </w:r>
+      <w:r>
+        <w:br/>
+      </w:r>
+      <w:r>
+        <w:drawing>
+          <wp:inline distT="0" distB="0" distL="0" distR="0" wp14:anchorId="0FCD70A8" wp14:editId="4817698C">
+            <wp:extent cx="5943600" cy="2471420"/>
+            <wp:effectExtent l="0" t="0" r="0" b="5080"/>
+            <wp:docPr id="1362359942" name="Picture 1"/>
+            <wp:cNvGraphicFramePr>
+              <a:graphicFrameLocks xmlns:a="http://schemas.openxmlformats.org/drawingml/2006/main" noChangeAspect="1"/>
+            </wp:cNvGraphicFramePr>
+            <a:graphic xmlns:a="http://schemas.openxmlformats.org/drawingml/2006/main">
+              <a:graphicData uri="http://schemas.openxmlformats.org/drawingml/2006/picture">
+                <pic:pic xmlns:pic="http://schemas.openxmlformats.org/drawingml/2006/picture">
+                  <pic:nvPicPr>
+                    <pic:cNvPr id="1362359942" name=""/>
+                    <pic:cNvPicPr/>
+                  </pic:nvPicPr>
+                  <pic:blipFill>
+                    <a:blip r:embed="rId23"/>
+                    <a:stretch>
+                      <a:fillRect/>
+                    </a:stretch>
+                  </pic:blipFill>
+                  <pic:spPr>
+                    <a:xfrm>
+                      <a:off x="0" y="0"/>
+                      <a:ext cx="5943600" cy="2471420"/>
+                    </a:xfrm>
+                    <a:prstGeom prst="rect">
+                      <a:avLst/>
+                    </a:prstGeom>
+                  </pic:spPr>
+                </pic:pic>
+              </a:graphicData>
+            </a:graphic>
+          </wp:inline>
+        </w:drawing>
+      </w:r>
+    </w:p>
+    <w:p/>
+    <w:p>
+      <w:r>
+        <w:lastRenderedPageBreak/>
+        <w:t>Demo bình luận bài viết trên trang:</w:t>
+      </w:r>
+    </w:p>
+    <w:p>
+      <w:pPr>
+        <w:jc w:val="center"/>
+      </w:pPr>
+      <w:r>
+        <w:drawing>
+          <wp:inline distT="0" distB="0" distL="0" distR="0" wp14:anchorId="4B3EBD6D" wp14:editId="3C3EDA4A">
+            <wp:extent cx="5943600" cy="4395470"/>
+            <wp:effectExtent l="0" t="0" r="0" b="5080"/>
+            <wp:docPr id="285255629" name="Picture 1"/>
+            <wp:cNvGraphicFramePr>
+              <a:graphicFrameLocks xmlns:a="http://schemas.openxmlformats.org/drawingml/2006/main" noChangeAspect="1"/>
+            </wp:cNvGraphicFramePr>
+            <a:graphic xmlns:a="http://schemas.openxmlformats.org/drawingml/2006/main">
+              <a:graphicData uri="http://schemas.openxmlformats.org/drawingml/2006/picture">
+                <pic:pic xmlns:pic="http://schemas.openxmlformats.org/drawingml/2006/picture">
+                  <pic:nvPicPr>
+                    <pic:cNvPr id="285255629" name=""/>
+                    <pic:cNvPicPr/>
+                  </pic:nvPicPr>
+                  <pic:blipFill>
+                    <a:blip r:embed="rId24"/>
+                    <a:stretch>
+                      <a:fillRect/>
+                    </a:stretch>
+                  </pic:blipFill>
+                  <pic:spPr>
+                    <a:xfrm>
+                      <a:off x="0" y="0"/>
+                      <a:ext cx="5943600" cy="4395470"/>
+                    </a:xfrm>
+                    <a:prstGeom prst="rect">
+                      <a:avLst/>
+                    </a:prstGeom>
+                  </pic:spPr>
+                </pic:pic>
+              </a:graphicData>
+            </a:graphic>
+          </wp:inline>
+        </w:drawing>
+      </w:r>
+    </w:p>
+    <w:p/>
+    <w:p>
+      <w:r>
+        <w:t>Kết quả được trả về trên Kafka:</w:t>
+      </w:r>
+    </w:p>
+    <w:p>
+      <w:pPr>
+        <w:jc w:val="center"/>
+      </w:pPr>
+      <w:r>
+        <w:drawing>
+          <wp:inline distT="0" distB="0" distL="0" distR="0" wp14:anchorId="114AEEB8" wp14:editId="0C80070C">
+            <wp:extent cx="5943600" cy="2693035"/>
+            <wp:effectExtent l="0" t="0" r="0" b="0"/>
+            <wp:docPr id="806644951" name="Picture 1"/>
+            <wp:cNvGraphicFramePr>
+              <a:graphicFrameLocks xmlns:a="http://schemas.openxmlformats.org/drawingml/2006/main" noChangeAspect="1"/>
+            </wp:cNvGraphicFramePr>
+            <a:graphic xmlns:a="http://schemas.openxmlformats.org/drawingml/2006/main">
+              <a:graphicData uri="http://schemas.openxmlformats.org/drawingml/2006/picture">
+                <pic:pic xmlns:pic="http://schemas.openxmlformats.org/drawingml/2006/picture">
+                  <pic:nvPicPr>
+                    <pic:cNvPr id="806644951" name=""/>
+                    <pic:cNvPicPr/>
+                  </pic:nvPicPr>
+                  <pic:blipFill>
+                    <a:blip r:embed="rId25"/>
+                    <a:stretch>
+                      <a:fillRect/>
+                    </a:stretch>
+                  </pic:blipFill>
+                  <pic:spPr>
+                    <a:xfrm>
+                      <a:off x="0" y="0"/>
+                      <a:ext cx="5943600" cy="2693035"/>
+                    </a:xfrm>
+                    <a:prstGeom prst="rect">
+                      <a:avLst/>
+                    </a:prstGeom>
+                  </pic:spPr>
+                </pic:pic>
+              </a:graphicData>
+            </a:graphic>
+          </wp:inline>
+        </w:drawing>
+      </w:r>
+    </w:p>
+    <w:p/>
+    <w:p>
+      <w:r>
+        <w:t>Sau khi hoạt động được webhook-service, triển khai core-service và retry-service để nhận các thông điệp gửi về để phân loại, lưu trữ và quyết định hành động tự động thông qua API Gemini.</w:t>
+      </w:r>
+    </w:p>
+    <w:p>
+      <w:pPr>
+        <w:pStyle w:val="ListParagraph"/>
+        <w:numPr>
+          <w:ilvl w:val="0"/>
+          <w:numId w:val="1"/>
+        </w:numPr>
+      </w:pPr>
+      <w:r>
+        <w:t>Ẩn các bình luận spam và cho người dùng vào blacklist:</w:t>
+      </w:r>
+    </w:p>
+    <w:p>
+      <w:pPr>
+        <w:ind w:left="360"/>
+      </w:pPr>
+      <w:r>
+        <w:t>Bình luận</w:t>
+      </w:r>
+    </w:p>
+    <w:p>
+      <w:pPr>
+        <w:ind w:left="360"/>
+        <w:jc w:val="center"/>
+      </w:pPr>
+      <w:r>
+        <w:drawing>
+          <wp:inline distT="0" distB="0" distL="0" distR="0" wp14:anchorId="2F07DE39" wp14:editId="51AA2C69">
+            <wp:extent cx="4888436" cy="3365500"/>
+            <wp:effectExtent l="0" t="0" r="7620" b="6350"/>
+            <wp:docPr id="1101199829" name="Picture 1"/>
+            <wp:cNvGraphicFramePr>
+              <a:graphicFrameLocks xmlns:a="http://schemas.openxmlformats.org/drawingml/2006/main" noChangeAspect="1"/>
+            </wp:cNvGraphicFramePr>
+            <a:graphic xmlns:a="http://schemas.openxmlformats.org/drawingml/2006/main">
+              <a:graphicData uri="http://schemas.openxmlformats.org/drawingml/2006/picture">
+                <pic:pic xmlns:pic="http://schemas.openxmlformats.org/drawingml/2006/picture">
+                  <pic:nvPicPr>
+                    <pic:cNvPr id="1101199829" name=""/>
+                    <pic:cNvPicPr/>
+                  </pic:nvPicPr>
+                  <pic:blipFill>
+                    <a:blip r:embed="rId26"/>
+                    <a:stretch>
+                      <a:fillRect/>
+                    </a:stretch>
+                  </pic:blipFill>
+                  <pic:spPr>
+                    <a:xfrm>
+                      <a:off x="0" y="0"/>
+                      <a:ext cx="4896045" cy="3370739"/>
+                    </a:xfrm>
+                    <a:prstGeom prst="rect">
+                      <a:avLst/>
+                    </a:prstGeom>
+                  </pic:spPr>
+                </pic:pic>
+              </a:graphicData>
+            </a:graphic>
+          </wp:inline>
+        </w:drawing>
+      </w:r>
+    </w:p>
+    <w:p>
+      <w:pPr>
+        <w:ind w:left="360"/>
+      </w:pPr>
+      <w:r>
+        <w:t>Hệ thống nhận được event và xử lý, sau đó hành động bằng cách ẩn các bình luận và lưu log trên moderation_action trên kafka</w:t>
+      </w:r>
+    </w:p>
+    <w:p>
+      <w:pPr>
+        <w:ind w:left="360"/>
+        <w:jc w:val="center"/>
+      </w:pPr>
+      <w:r>
+        <w:lastRenderedPageBreak/>
+        <w:drawing>
+          <wp:inline distT="0" distB="0" distL="0" distR="0" wp14:anchorId="27CE7724" wp14:editId="7E0397AB">
+            <wp:extent cx="5943600" cy="2698750"/>
+            <wp:effectExtent l="0" t="0" r="0" b="6350"/>
+            <wp:docPr id="432761096" name="Picture 1"/>
+            <wp:cNvGraphicFramePr>
+              <a:graphicFrameLocks xmlns:a="http://schemas.openxmlformats.org/drawingml/2006/main" noChangeAspect="1"/>
+            </wp:cNvGraphicFramePr>
+            <a:graphic xmlns:a="http://schemas.openxmlformats.org/drawingml/2006/main">
+              <a:graphicData uri="http://schemas.openxmlformats.org/drawingml/2006/picture">
+                <pic:pic xmlns:pic="http://schemas.openxmlformats.org/drawingml/2006/picture">
+                  <pic:nvPicPr>
+                    <pic:cNvPr id="432761096" name=""/>
+                    <pic:cNvPicPr/>
+                  </pic:nvPicPr>
+                  <pic:blipFill>
+                    <a:blip r:embed="rId27"/>
+                    <a:stretch>
+                      <a:fillRect/>
+                    </a:stretch>
+                  </pic:blipFill>
+                  <pic:spPr>
+                    <a:xfrm>
+                      <a:off x="0" y="0"/>
+                      <a:ext cx="5943600" cy="2698750"/>
+                    </a:xfrm>
+                    <a:prstGeom prst="rect">
+                      <a:avLst/>
+                    </a:prstGeom>
+                  </pic:spPr>
+                </pic:pic>
+              </a:graphicData>
+            </a:graphic>
+          </wp:inline>
+        </w:drawing>
+      </w:r>
+    </w:p>
+    <w:p>
+      <w:pPr>
+        <w:ind w:left="360"/>
+      </w:pPr>
+      <w:r>
+        <w:t>Kết quả nhận được:</w:t>
+      </w:r>
+    </w:p>
+    <w:p>
+      <w:pPr>
+        <w:ind w:left="360"/>
+        <w:jc w:val="center"/>
+      </w:pPr>
+      <w:r>
+        <w:drawing>
+          <wp:inline distT="0" distB="0" distL="0" distR="0" wp14:anchorId="1DBB9901" wp14:editId="482B425A">
+            <wp:extent cx="4651283" cy="4470400"/>
+            <wp:effectExtent l="0" t="0" r="0" b="6350"/>
+            <wp:docPr id="246372609" name="Picture 1"/>
+            <wp:cNvGraphicFramePr>
+              <a:graphicFrameLocks xmlns:a="http://schemas.openxmlformats.org/drawingml/2006/main" noChangeAspect="1"/>
+            </wp:cNvGraphicFramePr>
+            <a:graphic xmlns:a="http://schemas.openxmlformats.org/drawingml/2006/main">
+              <a:graphicData uri="http://schemas.openxmlformats.org/drawingml/2006/picture">
+                <pic:pic xmlns:pic="http://schemas.openxmlformats.org/drawingml/2006/picture">
+                  <pic:nvPicPr>
+                    <pic:cNvPr id="246372609" name=""/>
+                    <pic:cNvPicPr/>
+                  </pic:nvPicPr>
+                  <pic:blipFill>
+                    <a:blip r:embed="rId28"/>
+                    <a:stretch>
+                      <a:fillRect/>
+                    </a:stretch>
+                  </pic:blipFill>
+                  <pic:spPr>
+                    <a:xfrm>
+                      <a:off x="0" y="0"/>
+                      <a:ext cx="4659813" cy="4478598"/>
+                    </a:xfrm>
+                    <a:prstGeom prst="rect">
+                      <a:avLst/>
+                    </a:prstGeom>
+                  </pic:spPr>
+                </pic:pic>
+              </a:graphicData>
+            </a:graphic>
+          </wp:inline>
+        </w:drawing>
+      </w:r>
+    </w:p>
+    <w:p>
+      <w:pPr>
+        <w:ind w:left="360"/>
+      </w:pPr>
+      <w:r>
+        <w:t>Hoặc là bình luận chứa link:</w:t>
+      </w:r>
+    </w:p>
+    <w:p>
+      <w:pPr>
+        <w:ind w:left="360"/>
+      </w:pPr>
+      <w:r>
+        <w:lastRenderedPageBreak/>
+        <w:drawing>
+          <wp:inline distT="0" distB="0" distL="0" distR="0" wp14:anchorId="10315C20" wp14:editId="50A7E93A">
+            <wp:extent cx="5868219" cy="4496427"/>
+            <wp:effectExtent l="0" t="0" r="0" b="0"/>
+            <wp:docPr id="51600053" name="Picture 1"/>
+            <wp:cNvGraphicFramePr>
+              <a:graphicFrameLocks xmlns:a="http://schemas.openxmlformats.org/drawingml/2006/main" noChangeAspect="1"/>
+            </wp:cNvGraphicFramePr>
+            <a:graphic xmlns:a="http://schemas.openxmlformats.org/drawingml/2006/main">
+              <a:graphicData uri="http://schemas.openxmlformats.org/drawingml/2006/picture">
+                <pic:pic xmlns:pic="http://schemas.openxmlformats.org/drawingml/2006/picture">
+                  <pic:nvPicPr>
+                    <pic:cNvPr id="51600053" name=""/>
+                    <pic:cNvPicPr/>
+                  </pic:nvPicPr>
+                  <pic:blipFill>
+                    <a:blip r:embed="rId29"/>
+                    <a:stretch>
+                      <a:fillRect/>
+                    </a:stretch>
+                  </pic:blipFill>
+                  <pic:spPr>
+                    <a:xfrm>
+                      <a:off x="0" y="0"/>
+                      <a:ext cx="5868219" cy="4496427"/>
+                    </a:xfrm>
+                    <a:prstGeom prst="rect">
+                      <a:avLst/>
+                    </a:prstGeom>
+                  </pic:spPr>
+                </pic:pic>
+              </a:graphicData>
+            </a:graphic>
+          </wp:inline>
+        </w:drawing>
+      </w:r>
+    </w:p>
+    <w:p>
+      <w:pPr>
+        <w:ind w:left="360"/>
+      </w:pPr>
+      <w:r>
+        <w:drawing>
+          <wp:inline distT="0" distB="0" distL="0" distR="0" wp14:anchorId="61F1EB2D" wp14:editId="2F67A23A">
+            <wp:extent cx="5943600" cy="2687955"/>
+            <wp:effectExtent l="0" t="0" r="0" b="0"/>
+            <wp:docPr id="1505120642" name="Picture 1"/>
+            <wp:cNvGraphicFramePr>
+              <a:graphicFrameLocks xmlns:a="http://schemas.openxmlformats.org/drawingml/2006/main" noChangeAspect="1"/>
+            </wp:cNvGraphicFramePr>
+            <a:graphic xmlns:a="http://schemas.openxmlformats.org/drawingml/2006/main">
+              <a:graphicData uri="http://schemas.openxmlformats.org/drawingml/2006/picture">
+                <pic:pic xmlns:pic="http://schemas.openxmlformats.org/drawingml/2006/picture">
+                  <pic:nvPicPr>
+                    <pic:cNvPr id="1505120642" name=""/>
+                    <pic:cNvPicPr/>
+                  </pic:nvPicPr>
+                  <pic:blipFill>
+                    <a:blip r:embed="rId30"/>
+                    <a:stretch>
+                      <a:fillRect/>
+                    </a:stretch>
+                  </pic:blipFill>
+                  <pic:spPr>
+                    <a:xfrm>
+                      <a:off x="0" y="0"/>
+                      <a:ext cx="5943600" cy="2687955"/>
+                    </a:xfrm>
+                    <a:prstGeom prst="rect">
+                      <a:avLst/>
+                    </a:prstGeom>
+                  </pic:spPr>
+                </pic:pic>
+              </a:graphicData>
+            </a:graphic>
+          </wp:inline>
+        </w:drawing>
+      </w:r>
+    </w:p>
+    <w:p>
+      <w:pPr>
+        <w:ind w:left="360"/>
+      </w:pPr>
+    </w:p>
+    <w:p>
+      <w:pPr>
+        <w:ind w:left="360"/>
+        <w:jc w:val="center"/>
+      </w:pPr>
+      <w:r>
+        <w:lastRenderedPageBreak/>
+        <w:drawing>
+          <wp:inline distT="0" distB="0" distL="0" distR="0" wp14:anchorId="5D7800A0" wp14:editId="62CBC1D9">
+            <wp:extent cx="5943600" cy="4688840"/>
+            <wp:effectExtent l="0" t="0" r="0" b="0"/>
+            <wp:docPr id="1372514878" name="Picture 1"/>
+            <wp:cNvGraphicFramePr>
+              <a:graphicFrameLocks xmlns:a="http://schemas.openxmlformats.org/drawingml/2006/main" noChangeAspect="1"/>
+            </wp:cNvGraphicFramePr>
+            <a:graphic xmlns:a="http://schemas.openxmlformats.org/drawingml/2006/main">
+              <a:graphicData uri="http://schemas.openxmlformats.org/drawingml/2006/picture">
+                <pic:pic xmlns:pic="http://schemas.openxmlformats.org/drawingml/2006/picture">
+                  <pic:nvPicPr>
+                    <pic:cNvPr id="1372514878" name=""/>
+                    <pic:cNvPicPr/>
+                  </pic:nvPicPr>
+                  <pic:blipFill>
+                    <a:blip r:embed="rId31"/>
+                    <a:stretch>
+                      <a:fillRect/>
+                    </a:stretch>
+                  </pic:blipFill>
+                  <pic:spPr>
+                    <a:xfrm>
+                      <a:off x="0" y="0"/>
+                      <a:ext cx="5943600" cy="4688840"/>
+                    </a:xfrm>
+                    <a:prstGeom prst="rect">
+                      <a:avLst/>
+                    </a:prstGeom>
+                  </pic:spPr>
+                </pic:pic>
+              </a:graphicData>
+            </a:graphic>
+          </wp:inline>
+        </w:drawing>
+      </w:r>
+    </w:p>
+    <w:p>
+      <w:pPr>
+        <w:ind w:left="360"/>
+      </w:pPr>
+      <w:r>
+        <w:t>Các topic của hệ thống:</w:t>
+      </w:r>
+      <w:r>
+        <w:br/>
+      </w:r>
+      <w:r>
+        <w:drawing>
+          <wp:inline distT="0" distB="0" distL="0" distR="0" wp14:anchorId="1406CFCC" wp14:editId="12AA067A">
+            <wp:extent cx="5943600" cy="1257935"/>
+            <wp:effectExtent l="0" t="0" r="0" b="0"/>
+            <wp:docPr id="1657838230" name="Picture 1"/>
+            <wp:cNvGraphicFramePr>
+              <a:graphicFrameLocks xmlns:a="http://schemas.openxmlformats.org/drawingml/2006/main" noChangeAspect="1"/>
+            </wp:cNvGraphicFramePr>
+            <a:graphic xmlns:a="http://schemas.openxmlformats.org/drawingml/2006/main">
+              <a:graphicData uri="http://schemas.openxmlformats.org/drawingml/2006/picture">
+                <pic:pic xmlns:pic="http://schemas.openxmlformats.org/drawingml/2006/picture">
+                  <pic:nvPicPr>
+                    <pic:cNvPr id="1657838230" name=""/>
+                    <pic:cNvPicPr/>
+                  </pic:nvPicPr>
+                  <pic:blipFill>
+                    <a:blip r:embed="rId32"/>
+                    <a:stretch>
+                      <a:fillRect/>
+                    </a:stretch>
+                  </pic:blipFill>
+                  <pic:spPr>
+                    <a:xfrm>
+                      <a:off x="0" y="0"/>
+                      <a:ext cx="5943600" cy="1257935"/>
+                    </a:xfrm>
+                    <a:prstGeom prst="rect">
+                      <a:avLst/>
+                    </a:prstGeom>
+                  </pic:spPr>
+                </pic:pic>
+              </a:graphicData>
+            </a:graphic>
+          </wp:inline>
+        </w:drawing>
+      </w:r>
+    </w:p>
+    <w:p>
+      <w:pPr>
+        <w:ind w:left="360"/>
+      </w:pPr>
+      <w:r>
+        <w:t>Phần 4: Hệ thống phản hồi các bình luận</w:t>
+      </w:r>
+    </w:p>
+    <w:p>
+      <w:pPr>
+        <w:ind w:left="360"/>
+      </w:pPr>
+      <w:r>
+        <w:t>Hệ thống sẽ đọc các bình luận của người dùng, phân tích là tích cực, tiêu cực hay là hỏi thông tin từ đó phản hồi lại các bình luận trên.</w:t>
+      </w:r>
+    </w:p>
+    <w:p>
+      <w:pPr>
+        <w:ind w:left="360"/>
+      </w:pPr>
+    </w:p>
+    <w:p>
+      <w:pPr>
+        <w:ind w:left="360"/>
+      </w:pPr>
+    </w:p>
+    <w:p>
+      <w:pPr>
+        <w:ind w:left="360"/>
+      </w:pPr>
+    </w:p>
+    <w:p>
+      <w:pPr>
+        <w:ind w:left="360"/>
+      </w:pPr>
+      <w:r>
+        <w:lastRenderedPageBreak/>
+        <w:drawing>
+          <wp:inline distT="0" distB="0" distL="0" distR="0" wp14:anchorId="4060FEE4" wp14:editId="111AE56D">
+            <wp:extent cx="5943600" cy="5400675"/>
+            <wp:effectExtent l="0" t="0" r="0" b="9525"/>
+            <wp:docPr id="356250641" name="Picture 1"/>
+            <wp:cNvGraphicFramePr>
+              <a:graphicFrameLocks xmlns:a="http://schemas.openxmlformats.org/drawingml/2006/main" noChangeAspect="1"/>
+            </wp:cNvGraphicFramePr>
+            <a:graphic xmlns:a="http://schemas.openxmlformats.org/drawingml/2006/main">
+              <a:graphicData uri="http://schemas.openxmlformats.org/drawingml/2006/picture">
+                <pic:pic xmlns:pic="http://schemas.openxmlformats.org/drawingml/2006/picture">
+                  <pic:nvPicPr>
+                    <pic:cNvPr id="356250641" name=""/>
+                    <pic:cNvPicPr/>
+                  </pic:nvPicPr>
+                  <pic:blipFill>
+                    <a:blip r:embed="rId33"/>
+                    <a:stretch>
+                      <a:fillRect/>
+                    </a:stretch>
+                  </pic:blipFill>
+                  <pic:spPr>
+                    <a:xfrm>
+                      <a:off x="0" y="0"/>
+                      <a:ext cx="5943600" cy="5400675"/>
+                    </a:xfrm>
+                    <a:prstGeom prst="rect">
+                      <a:avLst/>
+                    </a:prstGeom>
+                  </pic:spPr>
+                </pic:pic>
+              </a:graphicData>
+            </a:graphic>
+          </wp:inline>
+        </w:drawing>
+      </w:r>
+    </w:p>
+    <w:p>
+      <w:pPr>
+        <w:ind w:left="360"/>
+      </w:pPr>
+    </w:p>
     <w:sectPr>
       <w:pgSz w:w="12240" w:h="15840"/>
       <w:pgMar w:top="1440" w:right="1440" w:bottom="1440" w:left="1440" w:header="720" w:footer="720" w:gutter="0"/>
@@ -809,6 +1665,27 @@
 <file path=word/numbering.xml><?xml version="1.0" encoding="utf-8"?>
 <w:numbering xmlns:wpc="http://schemas.microsoft.com/office/word/2010/wordprocessingCanvas" xmlns:cx="http://schemas.microsoft.com/office/drawing/2014/chartex" xmlns:cx1="http://schemas.microsoft.com/office/drawing/2015/9/8/chartex" xmlns:cx2="http://schemas.microsoft.com/office/drawing/2015/10/21/chartex" xmlns:cx3="http://schemas.microsoft.com/office/drawing/2016/5/9/chartex" xmlns:cx4="http://schemas.microsoft.com/office/drawing/2016/5/10/chartex" xmlns:cx5="http://schemas.microsoft.com/office/drawing/2016/5/11/chartex" xmlns:cx6="http://schemas.microsoft.com/office/drawing/2016/5/12/chartex" xmlns:cx7="http://schemas.microsoft.com/office/drawing/2016/5/13/chartex" xmlns:cx8="http://schemas.microsoft.com/office/drawing/2016/5/14/chartex" xmlns:mc="http://schemas.openxmlformats.org/markup-compatibility/2006" xmlns:aink="http://schemas.microsoft.com/office/drawing/2016/ink" xmlns:am3d="http://schemas.microsoft.com/office/drawing/2017/model3d" xmlns:o="urn:schemas-microsoft-com:office:office" xmlns:oel="http://schemas.microsoft.com/office/2019/extlst" xmlns:r="http://schemas.openxmlformats.org/officeDocument/2006/relationships" xmlns:m="http://schemas.openxmlformats.org/officeDocument/2006/math" xmlns:v="urn:schemas-microsoft-com:vml" xmlns:wp14="http://schemas.microsoft.com/office/word/2010/wordprocessingDrawing" xmlns:wp="http://schemas.openxmlformats.org/drawingml/2006/wordprocessingDrawing" xmlns:w10="urn:schemas-microsoft-com:office:word" xmlns:w="http://schemas.openxmlformats.org/wordprocessingml/2006/main" xmlns:w14="http://schemas.microsoft.com/office/word/2010/wordml" xmlns:w15="http://schemas.microsoft.com/office/word/2012/wordml" xmlns:w16cex="http://schemas.microsoft.com/office/word/2018/wordml/cex" xmlns:w16cid="http://schemas.microsoft.com/office/word/2016/wordml/cid" xmlns:w16="http://schemas.microsoft.com/office/word/2018/wordml" xmlns:w16du="http://schemas.microsoft.com/office/word/2023/wordml/word16du" xmlns:w16sdtdh="http://schemas.microsoft.com/office/word/2020/wordml/sdtdatahash" xmlns:w16sdtfl="http://schemas.microsoft.com/office/word/2024/wordml/sdtformatlock" xmlns:w16se="http://schemas.microsoft.com/office/word/2015/wordml/symex" xmlns:wpg="http://schemas.microsoft.com/office/word/2010/wordprocessingGroup" xmlns:wpi="http://schemas.microsoft.com/office/word/2010/wordprocessingInk" xmlns:wne="http://schemas.microsoft.com/office/word/2006/wordml" xmlns:wps="http://schemas.microsoft.com/office/word/2010/wordprocessingShape" mc:Ignorable="w14 w15 w16se w16cid w16 w16cex w16sdtdh w16sdtfl w16du wp14">
   <w:abstractNum w:abstractNumId="0" w15:restartNumberingAfterBreak="0">
+    <w:nsid w:val="FFFFFF89"/>
+    <w:multiLevelType w:val="singleLevel"/>
+    <w:tmpl w:val="B0A43418"/>
+    <w:lvl w:ilvl="0">
+      <w:start w:val="1"/>
+      <w:numFmt w:val="bullet"/>
+      <w:pStyle w:val="ListBullet"/>
+      <w:lvlText w:val=""/>
+      <w:lvlJc w:val="left"/>
+      <w:pPr>
+        <w:tabs>
+          <w:tab w:val="num" w:pos="360"/>
+        </w:tabs>
+        <w:ind w:left="360" w:hanging="360"/>
+      </w:pPr>
+      <w:rPr>
+        <w:rFonts w:ascii="Symbol" w:hAnsi="Symbol" w:hint="default"/>
+      </w:rPr>
+    </w:lvl>
+  </w:abstractNum>
+  <w:abstractNum w:abstractNumId="1" w15:restartNumberingAfterBreak="0">
     <w:nsid w:val="4A624531"/>
     <w:multiLevelType w:val="multilevel"/>
     <w:tmpl w:val="3DF667CA"/>
@@ -957,7 +1834,7 @@
       </w:rPr>
     </w:lvl>
   </w:abstractNum>
-  <w:abstractNum w:abstractNumId="1" w15:restartNumberingAfterBreak="0">
+  <w:abstractNum w:abstractNumId="2" w15:restartNumberingAfterBreak="0">
     <w:nsid w:val="61E139F1"/>
     <w:multiLevelType w:val="hybridMultilevel"/>
     <w:tmpl w:val="2F2049AE"/>
@@ -1070,9 +1947,12 @@
     </w:lvl>
   </w:abstractNum>
   <w:num w:numId="1" w16cid:durableId="44646811">
+    <w:abstractNumId w:val="2"/>
+  </w:num>
+  <w:num w:numId="2" w16cid:durableId="172648779">
     <w:abstractNumId w:val="1"/>
   </w:num>
-  <w:num w:numId="2" w16cid:durableId="172648779">
+  <w:num w:numId="3" w16cid:durableId="308288487">
     <w:abstractNumId w:val="0"/>
   </w:num>
 </w:numbering>
@@ -1681,6 +2561,7 @@
   <w:style w:type="character" w:default="1" w:styleId="DefaultParagraphFont">
     <w:name w:val="Default Paragraph Font"/>
     <w:uiPriority w:val="1"/>
+    <w:semiHidden/>
     <w:unhideWhenUsed/>
   </w:style>
   <w:style w:type="table" w:default="1" w:styleId="TableNormal">
@@ -1992,6 +2873,53 @@
       <w:smallCaps/>
       <w:color w:val="0F4761" w:themeColor="accent1" w:themeShade="BF"/>
       <w:spacing w:val="5"/>
+    </w:rPr>
+  </w:style>
+  <w:style w:type="paragraph" w:styleId="ListBullet">
+    <w:name w:val="List Bullet"/>
+    <w:basedOn w:val="Normal"/>
+    <w:uiPriority w:val="99"/>
+    <w:unhideWhenUsed/>
+    <w:rsid w:val="0041140B"/>
+    <w:pPr>
+      <w:numPr>
+        <w:numId w:val="3"/>
+      </w:numPr>
+      <w:tabs>
+        <w:tab w:val="clear" w:pos="360"/>
+      </w:tabs>
+      <w:spacing w:after="120" w:line="276" w:lineRule="auto"/>
+      <w:ind w:left="0" w:firstLine="0"/>
+      <w:contextualSpacing/>
+    </w:pPr>
+    <w:rPr>
+      <w:rFonts w:ascii="Times New Roman" w:eastAsia="Times New Roman" w:hAnsi="Times New Roman"/>
+      <w:kern w:val="0"/>
+      <w:szCs w:val="22"/>
+      <w14:ligatures w14:val="none"/>
+    </w:rPr>
+  </w:style>
+  <w:style w:type="character" w:styleId="Hyperlink">
+    <w:name w:val="Hyperlink"/>
+    <w:basedOn w:val="DefaultParagraphFont"/>
+    <w:uiPriority w:val="99"/>
+    <w:unhideWhenUsed/>
+    <w:rsid w:val="00F91D1D"/>
+    <w:rPr>
+      <w:color w:val="467886" w:themeColor="hyperlink"/>
+      <w:u w:val="single"/>
+    </w:rPr>
+  </w:style>
+  <w:style w:type="character" w:styleId="UnresolvedMention">
+    <w:name w:val="Unresolved Mention"/>
+    <w:basedOn w:val="DefaultParagraphFont"/>
+    <w:uiPriority w:val="99"/>
+    <w:semiHidden/>
+    <w:unhideWhenUsed/>
+    <w:rsid w:val="00F91D1D"/>
+    <w:rPr>
+      <w:color w:val="605E5C"/>
+      <w:shd w:val="clear" w:color="auto" w:fill="E1DFDD"/>
     </w:rPr>
   </w:style>
 </w:styles>
